--- a/data/revised_2026-10_full/tracked/v2/Core_Mathematics/SS2.6_Area_of_a_Part_of_a_Circle/Core_Mathematics_Area_of_a_Part_of_a_Circle_FinalExplanation_TRACKED.docx
+++ b/data/revised_2026-10_full/tracked/v2/Core_Mathematics/SS2.6_Area_of_a_Part_of_a_Circle/Core_Mathematics_Area_of_a_Part_of_a_Circle_FinalExplanation_TRACKED.docx
@@ -930,7 +930,7 @@
               </w:rPr>
               <w:t xml:space="preserve">(a) A circular Turkana borehole hatch cover has radius 35 cm. A straight locking bar (a chord) cuts off a segment whose central angle is 110°. Write the formula for the area of a segment and calculate the area of this segment. (b) Two circular irrigation plots on the Laikipia farm have radii r₁ = 42 m and r₂ = 35 m, and their centres are d = 49 m apart. Explain the steps you would follow to find the area they share, including how the central angles are found. Use </w:t>
             </w:r>
-            <w:del w:id="9001" w:author="Claude (AI) - proposed" w:date="2026-10-15T20:14:20Z">
+            <w:del w:id="9001" w:author="Claude (AI) - proposed" w:date="2026-10-18T00:27:48Z">
               <w:r>
                 <w:rPr>
                   <w:rFonts w:ascii="Arial" w:cs="Arial" w:eastAsia="Arial" w:hAnsi="Arial"/>
@@ -945,7 +945,7 @@
                 <w:delText xml:space="preserve">the cosine rule to find the central angle at</w:delText>
               </w:r>
             </w:del>
-            <w:ins w:id="9002" w:author="Claude (AI) - proposed" w:date="2026-10-15T20:14:20Z">
+            <w:ins w:id="9002" w:author="Claude (AI) - proposed" w:date="2026-10-18T00:27:48Z">
               <w:r>
                 <w:rPr>
                   <w:rFonts w:ascii="Arial" w:cs="Arial" w:eastAsia="Arial" w:hAnsi="Arial"/>
@@ -973,7 +973,7 @@
               </w:rPr>
               <w:t xml:space="preserve"> the centre of the circle of radius 42 m</w:t>
             </w:r>
-            <w:ins w:id="9003" w:author="Claude (AI) - proposed" w:date="2026-10-15T20:14:20Z">
+            <w:ins w:id="9003" w:author="Claude (AI) - proposed" w:date="2026-10-18T00:27:48Z">
               <w:r>
                 <w:rPr>
                   <w:rFonts w:ascii="Arial" w:cs="Arial" w:eastAsia="Arial" w:hAnsi="Arial"/>
@@ -1001,7 +1001,7 @@
               </w:rPr>
               <w:t xml:space="preserve">. (c) The two segment areas are approximately 485.</w:t>
             </w:r>
-            <w:del w:id="9004" w:author="Claude (AI) - proposed" w:date="2026-10-15T20:14:20Z">
+            <w:del w:id="9004" w:author="Claude (AI) - proposed" w:date="2026-10-18T00:27:48Z">
               <w:r>
                 <w:rPr>
                   <w:rFonts w:ascii="Arial" w:cs="Arial" w:eastAsia="Arial" w:hAnsi="Arial"/>
@@ -1016,7 +1016,7 @@
                 <w:delText xml:space="preserve">8</w:delText>
               </w:r>
             </w:del>
-            <w:ins w:id="9005" w:author="Claude (AI) - proposed" w:date="2026-10-15T20:14:20Z">
+            <w:ins w:id="9005" w:author="Claude (AI) - proposed" w:date="2026-10-18T00:27:48Z">
               <w:r>
                 <w:rPr>
                   <w:rFonts w:ascii="Arial" w:cs="Arial" w:eastAsia="Arial" w:hAnsi="Arial"/>
@@ -1044,7 +1044,7 @@
               </w:rPr>
               <w:t xml:space="preserve"> m² and 662.</w:t>
             </w:r>
-            <w:del w:id="9006" w:author="Claude (AI) - proposed" w:date="2026-10-15T20:14:20Z">
+            <w:del w:id="9006" w:author="Claude (AI) - proposed" w:date="2026-10-18T00:27:48Z">
               <w:r>
                 <w:rPr>
                   <w:rFonts w:ascii="Arial" w:cs="Arial" w:eastAsia="Arial" w:hAnsi="Arial"/>
@@ -1059,7 +1059,7 @@
                 <w:delText xml:space="preserve">3</w:delText>
               </w:r>
             </w:del>
-            <w:ins w:id="9007" w:author="Claude (AI) - proposed" w:date="2026-10-15T20:14:20Z">
+            <w:ins w:id="9007" w:author="Claude (AI) - proposed" w:date="2026-10-18T00:27:48Z">
               <w:r>
                 <w:rPr>
                   <w:rFonts w:ascii="Arial" w:cs="Arial" w:eastAsia="Arial" w:hAnsi="Arial"/>
@@ -1511,7 +1511,7 @@
               <w:spacing w:after="40" w:before="0"/>
               <w:jc w:val="left"/>
             </w:pPr>
-            <w:del w:id="9008" w:author="Claude (AI) - proposed" w:date="2026-10-15T20:14:20Z">
+            <w:del w:id="9008" w:author="Claude (AI) - proposed" w:date="2026-10-18T00:27:48Z">
               <w:r>
                 <w:rPr>
                   <w:rFonts w:ascii="Arial" w:cs="Arial" w:eastAsia="Arial" w:hAnsi="Arial"/>
@@ -1526,7 +1526,7 @@
                 <w:delText xml:space="preserve">Names</w:delText>
               </w:r>
             </w:del>
-            <w:ins w:id="9009" w:author="Claude (AI) - proposed" w:date="2026-10-15T20:14:20Z">
+            <w:ins w:id="9009" w:author="Claude (AI) - proposed" w:date="2026-10-18T00:27:48Z">
               <w:r>
                 <w:rPr>
                   <w:rFonts w:ascii="Arial" w:cs="Arial" w:eastAsia="Arial" w:hAnsi="Arial"/>
@@ -1574,7 +1574,7 @@
               <w:spacing w:after="40" w:before="0"/>
               <w:jc w:val="left"/>
             </w:pPr>
-            <w:del w:id="9010" w:author="Claude (AI) - proposed" w:date="2026-10-15T20:14:20Z">
+            <w:del w:id="9010" w:author="Claude (AI) - proposed" w:date="2026-10-18T00:27:48Z">
               <w:r>
                 <w:rPr>
                   <w:rFonts w:ascii="Arial" w:cs="Arial" w:eastAsia="Arial" w:hAnsi="Arial"/>
@@ -1589,7 +1589,7 @@
                 <w:delText xml:space="preserve">States</w:delText>
               </w:r>
             </w:del>
-            <w:ins w:id="9011" w:author="Claude (AI) - proposed" w:date="2026-10-15T20:14:20Z">
+            <w:ins w:id="9011" w:author="Claude (AI) - proposed" w:date="2026-10-18T00:27:48Z">
               <w:r>
                 <w:rPr>
                   <w:rFonts w:ascii="Arial" w:cs="Arial" w:eastAsia="Arial" w:hAnsi="Arial"/>
@@ -1637,7 +1637,7 @@
               <w:spacing w:after="40" w:before="0"/>
               <w:jc w:val="left"/>
             </w:pPr>
-            <w:del w:id="9012" w:author="Claude (AI) - proposed" w:date="2026-10-15T20:14:20Z">
+            <w:del w:id="9012" w:author="Claude (AI) - proposed" w:date="2026-10-18T00:27:48Z">
               <w:r>
                 <w:rPr>
                   <w:rFonts w:ascii="Arial" w:cs="Arial" w:eastAsia="Arial" w:hAnsi="Arial"/>
@@ -1652,7 +1652,7 @@
                 <w:delText xml:space="preserve">States</w:delText>
               </w:r>
             </w:del>
-            <w:ins w:id="9013" w:author="Claude (AI) - proposed" w:date="2026-10-15T20:14:20Z">
+            <w:ins w:id="9013" w:author="Claude (AI) - proposed" w:date="2026-10-18T00:27:48Z">
               <w:r>
                 <w:rPr>
                   <w:rFonts w:ascii="Arial" w:cs="Arial" w:eastAsia="Arial" w:hAnsi="Arial"/>
@@ -1735,7 +1735,7 @@
               <w:spacing w:after="40" w:before="0"/>
               <w:jc w:val="left"/>
             </w:pPr>
-            <w:del w:id="9014" w:author="Claude (AI) - proposed" w:date="2026-10-15T20:14:20Z">
+            <w:del w:id="9014" w:author="Claude (AI) - proposed" w:date="2026-10-18T00:27:48Z">
               <w:r>
                 <w:rPr>
                   <w:rFonts w:ascii="Arial" w:cs="Arial" w:eastAsia="Arial" w:hAnsi="Arial"/>
@@ -1750,7 +1750,7 @@
                 <w:delText xml:space="preserve">All</w:delText>
               </w:r>
             </w:del>
-            <w:ins w:id="9015" w:author="Claude (AI) - proposed" w:date="2026-10-15T20:14:20Z">
+            <w:ins w:id="9015" w:author="Claude (AI) - proposed" w:date="2026-10-18T00:27:48Z">
               <w:r>
                 <w:rPr>
                   <w:rFonts w:ascii="Arial" w:cs="Arial" w:eastAsia="Arial" w:hAnsi="Arial"/>
@@ -1798,7 +1798,7 @@
               <w:spacing w:after="40" w:before="0"/>
               <w:jc w:val="left"/>
             </w:pPr>
-            <w:del w:id="9016" w:author="Claude (AI) - proposed" w:date="2026-10-15T20:14:20Z">
+            <w:del w:id="9016" w:author="Claude (AI) - proposed" w:date="2026-10-18T00:27:48Z">
               <w:r>
                 <w:rPr>
                   <w:rFonts w:ascii="Arial" w:cs="Arial" w:eastAsia="Arial" w:hAnsi="Arial"/>
@@ -1813,7 +1813,7 @@
                 <w:delText xml:space="preserve">Most</w:delText>
               </w:r>
             </w:del>
-            <w:ins w:id="9017" w:author="Claude (AI) - proposed" w:date="2026-10-15T20:14:20Z">
+            <w:ins w:id="9017" w:author="Claude (AI) - proposed" w:date="2026-10-18T00:27:48Z">
               <w:r>
                 <w:rPr>
                   <w:rFonts w:ascii="Arial" w:cs="Arial" w:eastAsia="Arial" w:hAnsi="Arial"/>
@@ -1861,7 +1861,7 @@
               <w:spacing w:after="40" w:before="0"/>
               <w:jc w:val="left"/>
             </w:pPr>
-            <w:del w:id="9018" w:author="Claude (AI) - proposed" w:date="2026-10-15T20:14:20Z">
+            <w:del w:id="9018" w:author="Claude (AI) - proposed" w:date="2026-10-18T00:27:48Z">
               <w:r>
                 <w:rPr>
                   <w:rFonts w:ascii="Arial" w:cs="Arial" w:eastAsia="Arial" w:hAnsi="Arial"/>
@@ -1876,7 +1876,7 @@
                 <w:delText xml:space="preserve">Several</w:delText>
               </w:r>
             </w:del>
-            <w:ins w:id="9019" w:author="Claude (AI) - proposed" w:date="2026-10-15T20:14:20Z">
+            <w:ins w:id="9019" w:author="Claude (AI) - proposed" w:date="2026-10-18T00:27:48Z">
               <w:r>
                 <w:rPr>
                   <w:rFonts w:ascii="Arial" w:cs="Arial" w:eastAsia="Arial" w:hAnsi="Arial"/>
@@ -1959,7 +1959,7 @@
               <w:spacing w:after="40" w:before="0"/>
               <w:jc w:val="left"/>
             </w:pPr>
-            <w:del w:id="9020" w:author="Claude (AI) - proposed" w:date="2026-10-15T20:14:20Z">
+            <w:del w:id="9020" w:author="Claude (AI) - proposed" w:date="2026-10-18T00:27:48Z">
               <w:r>
                 <w:rPr>
                   <w:rFonts w:ascii="Arial" w:cs="Arial" w:eastAsia="Arial" w:hAnsi="Arial"/>
@@ -1974,7 +1974,7 @@
                 <w:delText xml:space="preserve">Working</w:delText>
               </w:r>
             </w:del>
-            <w:ins w:id="9021" w:author="Claude (AI) - proposed" w:date="2026-10-15T20:14:20Z">
+            <w:ins w:id="9021" w:author="Claude (AI) - proposed" w:date="2026-10-18T00:27:48Z">
               <w:r>
                 <w:rPr>
                   <w:rFonts w:ascii="Arial" w:cs="Arial" w:eastAsia="Arial" w:hAnsi="Arial"/>
@@ -2002,7 +2002,7 @@
               </w:rPr>
               <w:t xml:space="preserve"> is set out clearly step by step, and the </w:t>
             </w:r>
-            <w:del w:id="9022" w:author="Claude (AI) - proposed" w:date="2026-10-15T20:14:20Z">
+            <w:del w:id="9022" w:author="Claude (AI) - proposed" w:date="2026-10-18T00:27:48Z">
               <w:r>
                 <w:rPr>
                   <w:rFonts w:ascii="Arial" w:cs="Arial" w:eastAsia="Arial" w:hAnsi="Arial"/>
@@ -2030,7 +2030,7 @@
               </w:rPr>
               <w:t xml:space="preserve">steps for the lens</w:t>
             </w:r>
-            <w:ins w:id="9023" w:author="Claude (AI) - proposed" w:date="2026-10-15T20:14:20Z">
+            <w:ins w:id="9023" w:author="Claude (AI) - proposed" w:date="2026-10-18T00:27:48Z">
               <w:r>
                 <w:rPr>
                   <w:rFonts w:ascii="Arial" w:cs="Arial" w:eastAsia="Arial" w:hAnsi="Arial"/>
@@ -2078,7 +2078,7 @@
               <w:spacing w:after="40" w:before="0"/>
               <w:jc w:val="left"/>
             </w:pPr>
-            <w:del w:id="9024" w:author="Claude (AI) - proposed" w:date="2026-10-15T20:14:20Z">
+            <w:del w:id="9024" w:author="Claude (AI) - proposed" w:date="2026-10-18T00:27:48Z">
               <w:r>
                 <w:rPr>
                   <w:rFonts w:ascii="Arial" w:cs="Arial" w:eastAsia="Arial" w:hAnsi="Arial"/>
@@ -2093,7 +2093,7 @@
                 <w:delText xml:space="preserve">Working</w:delText>
               </w:r>
             </w:del>
-            <w:ins w:id="9025" w:author="Claude (AI) - proposed" w:date="2026-10-15T20:14:20Z">
+            <w:ins w:id="9025" w:author="Claude (AI) - proposed" w:date="2026-10-18T00:27:48Z">
               <w:r>
                 <w:rPr>
                   <w:rFonts w:ascii="Arial" w:cs="Arial" w:eastAsia="Arial" w:hAnsi="Arial"/>
@@ -2141,7 +2141,7 @@
               <w:spacing w:after="40" w:before="0"/>
               <w:jc w:val="left"/>
             </w:pPr>
-            <w:del w:id="9026" w:author="Claude (AI) - proposed" w:date="2026-10-15T20:14:20Z">
+            <w:del w:id="9026" w:author="Claude (AI) - proposed" w:date="2026-10-18T00:27:48Z">
               <w:r>
                 <w:rPr>
                   <w:rFonts w:ascii="Arial" w:cs="Arial" w:eastAsia="Arial" w:hAnsi="Arial"/>
@@ -2156,7 +2156,7 @@
                 <w:delText xml:space="preserve">Working</w:delText>
               </w:r>
             </w:del>
-            <w:ins w:id="9027" w:author="Claude (AI) - proposed" w:date="2026-10-15T20:14:20Z">
+            <w:ins w:id="9027" w:author="Claude (AI) - proposed" w:date="2026-10-18T00:27:48Z">
               <w:r>
                 <w:rPr>
                   <w:rFonts w:ascii="Arial" w:cs="Arial" w:eastAsia="Arial" w:hAnsi="Arial"/>
@@ -2239,7 +2239,7 @@
               <w:spacing w:after="40" w:before="0"/>
               <w:jc w:val="left"/>
             </w:pPr>
-            <w:del w:id="9028" w:author="Claude (AI) - proposed" w:date="2026-10-15T20:14:20Z">
+            <w:del w:id="9028" w:author="Claude (AI) - proposed" w:date="2026-10-18T00:27:48Z">
               <w:r>
                 <w:rPr>
                   <w:rFonts w:ascii="Arial" w:cs="Arial" w:eastAsia="Arial" w:hAnsi="Arial"/>
@@ -2254,7 +2254,7 @@
                 <w:delText xml:space="preserve">Clearly</w:delText>
               </w:r>
             </w:del>
-            <w:ins w:id="9029" w:author="Claude (AI) - proposed" w:date="2026-10-15T20:14:20Z">
+            <w:ins w:id="9029" w:author="Claude (AI) - proposed" w:date="2026-10-18T00:27:48Z">
               <w:r>
                 <w:rPr>
                   <w:rFonts w:ascii="Arial" w:cs="Arial" w:eastAsia="Arial" w:hAnsi="Arial"/>
@@ -2302,7 +2302,7 @@
               <w:spacing w:after="40" w:before="0"/>
               <w:jc w:val="left"/>
             </w:pPr>
-            <w:del w:id="9030" w:author="Claude (AI) - proposed" w:date="2026-10-15T20:14:20Z">
+            <w:del w:id="9030" w:author="Claude (AI) - proposed" w:date="2026-10-18T00:27:48Z">
               <w:r>
                 <w:rPr>
                   <w:rFonts w:ascii="Arial" w:cs="Arial" w:eastAsia="Arial" w:hAnsi="Arial"/>
@@ -2317,7 +2317,7 @@
                 <w:delText xml:space="preserve">Links</w:delText>
               </w:r>
             </w:del>
-            <w:ins w:id="9031" w:author="Claude (AI) - proposed" w:date="2026-10-15T20:14:20Z">
+            <w:ins w:id="9031" w:author="Claude (AI) - proposed" w:date="2026-10-18T00:27:48Z">
               <w:r>
                 <w:rPr>
                   <w:rFonts w:ascii="Arial" w:cs="Arial" w:eastAsia="Arial" w:hAnsi="Arial"/>
@@ -2365,7 +2365,7 @@
               <w:spacing w:after="40" w:before="0"/>
               <w:jc w:val="left"/>
             </w:pPr>
-            <w:del w:id="9032" w:author="Claude (AI) - proposed" w:date="2026-10-15T20:14:20Z">
+            <w:del w:id="9032" w:author="Claude (AI) - proposed" w:date="2026-10-18T00:27:48Z">
               <w:r>
                 <w:rPr>
                   <w:rFonts w:ascii="Arial" w:cs="Arial" w:eastAsia="Arial" w:hAnsi="Arial"/>
@@ -2380,7 +2380,7 @@
                 <w:delText xml:space="preserve">Little</w:delText>
               </w:r>
             </w:del>
-            <w:ins w:id="9033" w:author="Claude (AI) - proposed" w:date="2026-10-15T20:14:20Z">
+            <w:ins w:id="9033" w:author="Claude (AI) - proposed" w:date="2026-10-18T00:27:48Z">
               <w:r>
                 <w:rPr>
                   <w:rFonts w:ascii="Arial" w:cs="Arial" w:eastAsia="Arial" w:hAnsi="Arial"/>
@@ -2530,7 +2530,7 @@
         </w:rPr>
         <w:t xml:space="preserve">© 2026 SeaVuria and ARES. This work is licensed under a </w:t>
       </w:r>
-      <w:hyperlink w:history="1" r:id="rIdxqvd1madtramrk6_4v06t">
+      <w:hyperlink w:history="1" r:id="rId3jeni3pszbon4m8fofcs6">
         <w:r>
           <w:rPr>
             <w:rFonts w:ascii="Arial" w:cs="Arial" w:eastAsia="Arial" w:hAnsi="Arial"/>
@@ -2550,7 +2550,7 @@
         </w:rPr>
         <w:t xml:space="preserve"> (</w:t>
       </w:r>
-      <w:hyperlink w:history="1" r:id="rIdgx7n0fcxwourfcuvo6mye">
+      <w:hyperlink w:history="1" r:id="rIdxr7xl0nlg1w8xcuimv-15">
         <w:r>
           <w:rPr>
             <w:rFonts w:ascii="Arial" w:cs="Arial" w:eastAsia="Arial" w:hAnsi="Arial"/>
@@ -2570,7 +2570,7 @@
         </w:rPr>
         <w:t xml:space="preserve">). To view a copy of this license, visit </w:t>
       </w:r>
-      <w:hyperlink w:history="1" r:id="rIdsojfrbzz81u0grtwboffy">
+      <w:hyperlink w:history="1" r:id="rIdt6cocbfjo-murewf5h7wm">
         <w:r>
           <w:rPr>
             <w:rFonts w:ascii="Arial" w:cs="Arial" w:eastAsia="Arial" w:hAnsi="Arial"/>
